--- a/backend/app/tests/reports/modules/test_fleet_assign_api_documentation.docx
+++ b/backend/app/tests/reports/modules/test_fleet_assign_api_documentation.docx
@@ -12,17 +12,17 @@
     </w:p>
     <w:p>
       <w:r>
-        <w:t>Generated at: 2026-07-24T07:12:59+00:00</w:t>
+        <w:t>Generated at: 2026-09-23T06:24:01+00:00</w:t>
       </w:r>
     </w:p>
     <w:p>
       <w:r>
-        <w:t>Test session started: 2026-07-24T07:09:08+00:00</w:t>
+        <w:t>Test session started: 2026-09-23T06:19:03+00:00</w:t>
       </w:r>
     </w:p>
     <w:p>
       <w:r>
-        <w:t>Pytest exit status: 1</w:t>
+        <w:t>Pytest exit status: 0</w:t>
       </w:r>
     </w:p>
     <w:p>
@@ -110,7 +110,7 @@
           </w:tcPr>
           <w:p>
             <w:r>
-              <w:t>2</w:t>
+              <w:t>6</w:t>
             </w:r>
           </w:p>
         </w:tc>
@@ -132,51 +132,51 @@
           </w:tcPr>
           <w:p>
             <w:r>
+              <w:t>0</w:t>
+            </w:r>
+          </w:p>
+        </w:tc>
+      </w:tr>
+      <w:tr>
+        <w:tc>
+          <w:tcPr>
+            <w:tcW w:w="2400" w:type="dxa"/>
+          </w:tcPr>
+          <w:p>
+            <w:r>
+              <w:t>Skipped</w:t>
+            </w:r>
+          </w:p>
+        </w:tc>
+        <w:tc>
+          <w:tcPr>
+            <w:tcW w:w="2400" w:type="dxa"/>
+          </w:tcPr>
+          <w:p>
+            <w:r>
+              <w:t>0</w:t>
+            </w:r>
+          </w:p>
+        </w:tc>
+      </w:tr>
+      <w:tr>
+        <w:tc>
+          <w:tcPr>
+            <w:tcW w:w="2400" w:type="dxa"/>
+          </w:tcPr>
+          <w:p>
+            <w:r>
+              <w:t>Not run</w:t>
+            </w:r>
+          </w:p>
+        </w:tc>
+        <w:tc>
+          <w:tcPr>
+            <w:tcW w:w="2400" w:type="dxa"/>
+          </w:tcPr>
+          <w:p>
+            <w:r>
               <w:t>1</w:t>
-            </w:r>
-          </w:p>
-        </w:tc>
-      </w:tr>
-      <w:tr>
-        <w:tc>
-          <w:tcPr>
-            <w:tcW w:w="2400" w:type="dxa"/>
-          </w:tcPr>
-          <w:p>
-            <w:r>
-              <w:t>Skipped</w:t>
-            </w:r>
-          </w:p>
-        </w:tc>
-        <w:tc>
-          <w:tcPr>
-            <w:tcW w:w="2400" w:type="dxa"/>
-          </w:tcPr>
-          <w:p>
-            <w:r>
-              <w:t>0</w:t>
-            </w:r>
-          </w:p>
-        </w:tc>
-      </w:tr>
-      <w:tr>
-        <w:tc>
-          <w:tcPr>
-            <w:tcW w:w="2400" w:type="dxa"/>
-          </w:tcPr>
-          <w:p>
-            <w:r>
-              <w:t>Not run</w:t>
-            </w:r>
-          </w:p>
-        </w:tc>
-        <w:tc>
-          <w:tcPr>
-            <w:tcW w:w="2400" w:type="dxa"/>
-          </w:tcPr>
-          <w:p>
-            <w:r>
-              <w:t>0</w:t>
             </w:r>
           </w:p>
         </w:tc>
@@ -200,7 +200,7 @@
     </w:p>
     <w:p>
       <w:r>
-        <w:t>Source file: /app/app/tests/test_fleet_assign_api.py</w:t>
+        <w:t>Source file: C:\Users\Chandrasekhar\Downloads\DroneArjuna_final\DroneArjuna\backend\app\tests\test_fleet_assign_api.py</w:t>
       </w:r>
     </w:p>
     <w:tbl>
@@ -338,17 +338,17 @@
           </w:tcPr>
           <w:p>
             <w:r>
-              <w:t>Setup failed</w:t>
-            </w:r>
-          </w:p>
-        </w:tc>
-        <w:tc>
-          <w:tcPr>
-            <w:tcW w:w="2400" w:type="dxa"/>
-          </w:tcPr>
-          <w:p>
-            <w:r>
-              <w:t>0.324</w:t>
+              <w:t>Passed</w:t>
+            </w:r>
+          </w:p>
+        </w:tc>
+        <w:tc>
+          <w:tcPr>
+            <w:tcW w:w="2400" w:type="dxa"/>
+          </w:tcPr>
+          <w:p>
+            <w:r>
+              <w:t>0.508</w:t>
             </w:r>
           </w:p>
         </w:tc>
@@ -368,7 +368,7 @@
           </w:tcPr>
           <w:p>
             <w:r>
-              <w:t>@pytest_asyncio.fixture |     async def two_connected_drones(): |         """Seeds the live telemetry hot-cache with two connected drones.""" |         ids = [501, 502] |         positions = [(17.38, 78.48), (17.34, 78.44)] |         for did, (lat, lon) in zip(ids, positions): | &gt;           mavlink_manager.state.init_drone(did, f"DRN-{did}") | E           AttributeError: module 'app.modules.drone_control.mavlink_manager' has no attribute 'state' | app/tests/test_fleet_assign_api.py:34: AttributeError</w:t>
+              <w:t>-</w:t>
             </w:r>
           </w:p>
         </w:tc>
@@ -410,17 +410,17 @@
           </w:tcPr>
           <w:p>
             <w:r>
-              <w:t>Setup failed</w:t>
-            </w:r>
-          </w:p>
-        </w:tc>
-        <w:tc>
-          <w:tcPr>
-            <w:tcW w:w="2400" w:type="dxa"/>
-          </w:tcPr>
-          <w:p>
-            <w:r>
-              <w:t>0.360</w:t>
+              <w:t>Passed</w:t>
+            </w:r>
+          </w:p>
+        </w:tc>
+        <w:tc>
+          <w:tcPr>
+            <w:tcW w:w="2400" w:type="dxa"/>
+          </w:tcPr>
+          <w:p>
+            <w:r>
+              <w:t>0.403</w:t>
             </w:r>
           </w:p>
         </w:tc>
@@ -440,7 +440,7 @@
           </w:tcPr>
           <w:p>
             <w:r>
-              <w:t>@pytest_asyncio.fixture |     async def two_connected_drones(): |         """Seeds the live telemetry hot-cache with two connected drones.""" |         ids = [501, 502] |         positions = [(17.38, 78.48), (17.34, 78.44)] |         for did, (lat, lon) in zip(ids, positions): | &gt;           mavlink_manager.state.init_drone(did, f"DRN-{did}") | E           AttributeError: module 'app.modules.drone_control.mavlink_manager' has no attribute 'state' | app/tests/test_fleet_assign_api.py:34: AttributeError</w:t>
+              <w:t>-</w:t>
             </w:r>
           </w:p>
         </w:tc>
@@ -482,17 +482,17 @@
           </w:tcPr>
           <w:p>
             <w:r>
-              <w:t>Failed</w:t>
-            </w:r>
-          </w:p>
-        </w:tc>
-        <w:tc>
-          <w:tcPr>
-            <w:tcW w:w="2400" w:type="dxa"/>
-          </w:tcPr>
-          <w:p>
-            <w:r>
-              <w:t>0.324</w:t>
+              <w:t>Passed</w:t>
+            </w:r>
+          </w:p>
+        </w:tc>
+        <w:tc>
+          <w:tcPr>
+            <w:tcW w:w="2400" w:type="dxa"/>
+          </w:tcPr>
+          <w:p>
+            <w:r>
+              <w:t>0.418</w:t>
             </w:r>
           </w:p>
         </w:tc>
@@ -512,7 +512,7 @@
           </w:tcPr>
           <w:p>
             <w:r>
-              <w:t>client = &lt;httpx.AsyncClient object at 0x79c171ffffd0&gt; | flight_controller_user = &lt;app.models.user.User object at 0x79c171ffead0&gt; | make_token = &lt;function make_token.&lt;locals&gt;._inner at 0x79c171edf4c0&gt; |     async def test_assign_fleet_no_connected_drones_400( |         client: AsyncClient, flight_controller_user, make_token |     ): |         """No drones in the live state cache → 400, not a 500.""" |         token = make_token(flight_controller_user.id, flight_controller_user.role) | &gt;       resp = await client.post( |             "/api/flight/assign-fleet", |             json={"targets": _TARGETS}, |             headers={"Authorization": f"Bearer {token}"},</w:t>
+              <w:t>-</w:t>
             </w:r>
           </w:p>
         </w:tc>
@@ -554,17 +554,17 @@
           </w:tcPr>
           <w:p>
             <w:r>
-              <w:t>Setup failed</w:t>
-            </w:r>
-          </w:p>
-        </w:tc>
-        <w:tc>
-          <w:tcPr>
-            <w:tcW w:w="2400" w:type="dxa"/>
-          </w:tcPr>
-          <w:p>
-            <w:r>
-              <w:t>0.329</w:t>
+              <w:t>Passed</w:t>
+            </w:r>
+          </w:p>
+        </w:tc>
+        <w:tc>
+          <w:tcPr>
+            <w:tcW w:w="2400" w:type="dxa"/>
+          </w:tcPr>
+          <w:p>
+            <w:r>
+              <w:t>0.365</w:t>
             </w:r>
           </w:p>
         </w:tc>
@@ -584,7 +584,7 @@
           </w:tcPr>
           <w:p>
             <w:r>
-              <w:t>@pytest_asyncio.fixture |     async def two_connected_drones(): |         """Seeds the live telemetry hot-cache with two connected drones.""" |         ids = [501, 502] |         positions = [(17.38, 78.48), (17.34, 78.44)] |         for did, (lat, lon) in zip(ids, positions): | &gt;           mavlink_manager.state.init_drone(did, f"DRN-{did}") | E           AttributeError: module 'app.modules.drone_control.mavlink_manager' has no attribute 'state' | app/tests/test_fleet_assign_api.py:34: AttributeError</w:t>
+              <w:t>-</w:t>
             </w:r>
           </w:p>
         </w:tc>
@@ -626,17 +626,17 @@
           </w:tcPr>
           <w:p>
             <w:r>
-              <w:t>Setup failed</w:t>
-            </w:r>
-          </w:p>
-        </w:tc>
-        <w:tc>
-          <w:tcPr>
-            <w:tcW w:w="2400" w:type="dxa"/>
-          </w:tcPr>
-          <w:p>
-            <w:r>
-              <w:t>0.333</w:t>
+              <w:t>Not run</w:t>
+            </w:r>
+          </w:p>
+        </w:tc>
+        <w:tc>
+          <w:tcPr>
+            <w:tcW w:w="2400" w:type="dxa"/>
+          </w:tcPr>
+          <w:p>
+            <w:r>
+              <w:t>0.000</w:t>
             </w:r>
           </w:p>
         </w:tc>
@@ -656,7 +656,7 @@
           </w:tcPr>
           <w:p>
             <w:r>
-              <w:t>@pytest_asyncio.fixture |     async def two_connected_drones(): |         """Seeds the live telemetry hot-cache with two connected drones.""" |         ids = [501, 502] |         positions = [(17.38, 78.48), (17.34, 78.44)] |         for did, (lat, lon) in zip(ids, positions): | &gt;           mavlink_manager.state.init_drone(did, f"DRN-{did}") | E           AttributeError: module 'app.modules.drone_control.mavlink_manager' has no attribute 'state' | app/tests/test_fleet_assign_api.py:34: AttributeError</w:t>
+              <w:t>-</w:t>
             </w:r>
           </w:p>
         </w:tc>
@@ -708,7 +708,7 @@
           </w:tcPr>
           <w:p>
             <w:r>
-              <w:t>0.042</w:t>
+              <w:t>0.028</w:t>
             </w:r>
           </w:p>
         </w:tc>
@@ -780,7 +780,7 @@
           </w:tcPr>
           <w:p>
             <w:r>
-              <w:t>0.385</w:t>
+              <w:t>0.424</w:t>
             </w:r>
           </w:p>
         </w:tc>

--- a/backend/app/tests/reports/modules/test_fleet_assign_api_documentation.docx
+++ b/backend/app/tests/reports/modules/test_fleet_assign_api_documentation.docx
@@ -12,12 +12,12 @@
     </w:p>
     <w:p>
       <w:r>
-        <w:t>Generated at: 2026-09-23T06:24:01+00:00</w:t>
+        <w:t>Generated at: 2026-10-06T09:13:33+00:00</w:t>
       </w:r>
     </w:p>
     <w:p>
       <w:r>
-        <w:t>Test session started: 2026-09-23T06:19:03+00:00</w:t>
+        <w:t>Test session started: 2026-10-06T09:13:23+00:00</w:t>
       </w:r>
     </w:p>
     <w:p>
@@ -154,29 +154,29 @@
           </w:tcPr>
           <w:p>
             <w:r>
+              <w:t>1</w:t>
+            </w:r>
+          </w:p>
+        </w:tc>
+      </w:tr>
+      <w:tr>
+        <w:tc>
+          <w:tcPr>
+            <w:tcW w:w="2400" w:type="dxa"/>
+          </w:tcPr>
+          <w:p>
+            <w:r>
+              <w:t>Not run</w:t>
+            </w:r>
+          </w:p>
+        </w:tc>
+        <w:tc>
+          <w:tcPr>
+            <w:tcW w:w="2400" w:type="dxa"/>
+          </w:tcPr>
+          <w:p>
+            <w:r>
               <w:t>0</w:t>
-            </w:r>
-          </w:p>
-        </w:tc>
-      </w:tr>
-      <w:tr>
-        <w:tc>
-          <w:tcPr>
-            <w:tcW w:w="2400" w:type="dxa"/>
-          </w:tcPr>
-          <w:p>
-            <w:r>
-              <w:t>Not run</w:t>
-            </w:r>
-          </w:p>
-        </w:tc>
-        <w:tc>
-          <w:tcPr>
-            <w:tcW w:w="2400" w:type="dxa"/>
-          </w:tcPr>
-          <w:p>
-            <w:r>
-              <w:t>1</w:t>
             </w:r>
           </w:p>
         </w:tc>
@@ -200,7 +200,7 @@
     </w:p>
     <w:p>
       <w:r>
-        <w:t>Source file: C:\Users\Chandrasekhar\Downloads\DroneArjuna_final\DroneArjuna\backend\app\tests\test_fleet_assign_api.py</w:t>
+        <w:t>Source file: /app/app/tests/test_fleet_assign_api.py</w:t>
       </w:r>
     </w:p>
     <w:tbl>
@@ -348,7 +348,7 @@
           </w:tcPr>
           <w:p>
             <w:r>
-              <w:t>0.508</w:t>
+              <w:t>0.614</w:t>
             </w:r>
           </w:p>
         </w:tc>
@@ -420,7 +420,7 @@
           </w:tcPr>
           <w:p>
             <w:r>
-              <w:t>0.403</w:t>
+              <w:t>0.398</w:t>
             </w:r>
           </w:p>
         </w:tc>
@@ -492,7 +492,7 @@
           </w:tcPr>
           <w:p>
             <w:r>
-              <w:t>0.418</w:t>
+              <w:t>0.444</w:t>
             </w:r>
           </w:p>
         </w:tc>
@@ -564,7 +564,7 @@
           </w:tcPr>
           <w:p>
             <w:r>
-              <w:t>0.365</w:t>
+              <w:t>0.417</w:t>
             </w:r>
           </w:p>
         </w:tc>
@@ -626,17 +626,89 @@
           </w:tcPr>
           <w:p>
             <w:r>
-              <w:t>Not run</w:t>
-            </w:r>
-          </w:p>
-        </w:tc>
-        <w:tc>
-          <w:tcPr>
-            <w:tcW w:w="2400" w:type="dxa"/>
-          </w:tcPr>
-          <w:p>
-            <w:r>
-              <w:t>0.000</w:t>
+              <w:t>Skipped</w:t>
+            </w:r>
+          </w:p>
+        </w:tc>
+        <w:tc>
+          <w:tcPr>
+            <w:tcW w:w="2400" w:type="dxa"/>
+          </w:tcPr>
+          <w:p>
+            <w:r>
+              <w:t>0.021</w:t>
+            </w:r>
+          </w:p>
+        </w:tc>
+        <w:tc>
+          <w:tcPr>
+            <w:tcW w:w="2400" w:type="dxa"/>
+          </w:tcPr>
+          <w:p>
+            <w:r>
+              <w:t>asyncio, skipif</w:t>
+            </w:r>
+          </w:p>
+        </w:tc>
+        <w:tc>
+          <w:tcPr>
+            <w:tcW w:w="2400" w:type="dxa"/>
+          </w:tcPr>
+          <w:p>
+            <w:r>
+              <w:t>('/app/app/tests/test_fleet_assign_api.py', 134, 'Skipped: qiskit/qiskit-aer not installed (optional; see requirements.txt)')</w:t>
+            </w:r>
+          </w:p>
+        </w:tc>
+      </w:tr>
+      <w:tr>
+        <w:tc>
+          <w:tcPr>
+            <w:tcW w:w="2400" w:type="dxa"/>
+          </w:tcPr>
+          <w:p>
+            <w:r>
+              <w:t>6</w:t>
+            </w:r>
+          </w:p>
+        </w:tc>
+        <w:tc>
+          <w:tcPr>
+            <w:tcW w:w="2400" w:type="dxa"/>
+          </w:tcPr>
+          <w:p>
+            <w:r>
+              <w:t>test_assign_fleet_unauthenticated_401</w:t>
+            </w:r>
+          </w:p>
+        </w:tc>
+        <w:tc>
+          <w:tcPr>
+            <w:tcW w:w="2400" w:type="dxa"/>
+          </w:tcPr>
+          <w:p>
+            <w:r>
+              <w:t>Assign fleet unauthenticated 401</w:t>
+            </w:r>
+          </w:p>
+        </w:tc>
+        <w:tc>
+          <w:tcPr>
+            <w:tcW w:w="2400" w:type="dxa"/>
+          </w:tcPr>
+          <w:p>
+            <w:r>
+              <w:t>Passed</w:t>
+            </w:r>
+          </w:p>
+        </w:tc>
+        <w:tc>
+          <w:tcPr>
+            <w:tcW w:w="2400" w:type="dxa"/>
+          </w:tcPr>
+          <w:p>
+            <w:r>
+              <w:t>2.064</w:t>
             </w:r>
           </w:p>
         </w:tc>
@@ -668,27 +740,27 @@
           </w:tcPr>
           <w:p>
             <w:r>
-              <w:t>6</w:t>
-            </w:r>
-          </w:p>
-        </w:tc>
-        <w:tc>
-          <w:tcPr>
-            <w:tcW w:w="2400" w:type="dxa"/>
-          </w:tcPr>
-          <w:p>
-            <w:r>
-              <w:t>test_assign_fleet_unauthenticated_401</w:t>
-            </w:r>
-          </w:p>
-        </w:tc>
-        <w:tc>
-          <w:tcPr>
-            <w:tcW w:w="2400" w:type="dxa"/>
-          </w:tcPr>
-          <w:p>
-            <w:r>
-              <w:t>Assign fleet unauthenticated 401</w:t>
+              <w:t>7</w:t>
+            </w:r>
+          </w:p>
+        </w:tc>
+        <w:tc>
+          <w:tcPr>
+            <w:tcW w:w="2400" w:type="dxa"/>
+          </w:tcPr>
+          <w:p>
+            <w:r>
+              <w:t>test_assign_fleet_viewer_403</w:t>
+            </w:r>
+          </w:p>
+        </w:tc>
+        <w:tc>
+          <w:tcPr>
+            <w:tcW w:w="2400" w:type="dxa"/>
+          </w:tcPr>
+          <w:p>
+            <w:r>
+              <w:t>Assign fleet viewer 403</w:t>
             </w:r>
           </w:p>
         </w:tc>
@@ -708,79 +780,7 @@
           </w:tcPr>
           <w:p>
             <w:r>
-              <w:t>0.028</w:t>
-            </w:r>
-          </w:p>
-        </w:tc>
-        <w:tc>
-          <w:tcPr>
-            <w:tcW w:w="2400" w:type="dxa"/>
-          </w:tcPr>
-          <w:p>
-            <w:r>
-              <w:t>asyncio</w:t>
-            </w:r>
-          </w:p>
-        </w:tc>
-        <w:tc>
-          <w:tcPr>
-            <w:tcW w:w="2400" w:type="dxa"/>
-          </w:tcPr>
-          <w:p>
-            <w:r>
-              <w:t>-</w:t>
-            </w:r>
-          </w:p>
-        </w:tc>
-      </w:tr>
-      <w:tr>
-        <w:tc>
-          <w:tcPr>
-            <w:tcW w:w="2400" w:type="dxa"/>
-          </w:tcPr>
-          <w:p>
-            <w:r>
-              <w:t>7</w:t>
-            </w:r>
-          </w:p>
-        </w:tc>
-        <w:tc>
-          <w:tcPr>
-            <w:tcW w:w="2400" w:type="dxa"/>
-          </w:tcPr>
-          <w:p>
-            <w:r>
-              <w:t>test_assign_fleet_viewer_403</w:t>
-            </w:r>
-          </w:p>
-        </w:tc>
-        <w:tc>
-          <w:tcPr>
-            <w:tcW w:w="2400" w:type="dxa"/>
-          </w:tcPr>
-          <w:p>
-            <w:r>
-              <w:t>Assign fleet viewer 403</w:t>
-            </w:r>
-          </w:p>
-        </w:tc>
-        <w:tc>
-          <w:tcPr>
-            <w:tcW w:w="2400" w:type="dxa"/>
-          </w:tcPr>
-          <w:p>
-            <w:r>
-              <w:t>Passed</w:t>
-            </w:r>
-          </w:p>
-        </w:tc>
-        <w:tc>
-          <w:tcPr>
-            <w:tcW w:w="2400" w:type="dxa"/>
-          </w:tcPr>
-          <w:p>
-            <w:r>
-              <w:t>0.424</w:t>
+              <w:t>0.517</w:t>
             </w:r>
           </w:p>
         </w:tc>
